--- a/docs/app-conductor/informe-flujos-app-conductor.docx
+++ b/docs/app-conductor/informe-flujos-app-conductor.docx
@@ -122,7 +122,35 @@
           </w:tcPr>
           <w:p>
             <w:r>
-              <w:t>2026-08-05</w:t>
+              <w:t>2026-08-16</w:t>
+            </w:r>
+          </w:p>
+        </w:tc>
+      </w:tr>
+      <w:tr>
+        <w:tc>
+          <w:tcPr>
+            <w:tcW w:type="dxa" w:w="2200"/>
+            <w:vAlign w:val="center"/>
+            <w:shd w:fill="E8EEF5"/>
+          </w:tcPr>
+          <w:p>
+            <w:r>
+              <w:rPr>
+                <w:b/>
+              </w:rPr>
+              <w:t>Corte de revision de codigo</w:t>
+            </w:r>
+          </w:p>
+        </w:tc>
+        <w:tc>
+          <w:tcPr>
+            <w:tcW w:type="dxa" w:w="7160"/>
+            <w:vAlign w:val="center"/>
+          </w:tcPr>
+          <w:p>
+            <w:r>
+              <w:t>2026-08-17</w:t>
             </w:r>
           </w:p>
         </w:tc>
@@ -178,7 +206,7 @@
           </w:tcPr>
           <w:p>
             <w:r>
-              <w:t>Flujos de registro, autenticacion, panel, viajes, evidencia, seguridad, cuenta, ganancias, soporte, offline, Android y observabilidad.</w:t>
+              <w:t>Flujos de registro, autenticacion, panel, traslados, evidencia, seguridad, cuenta, ganancias, gastos, soporte, offline, Android y observabilidad.</w:t>
             </w:r>
           </w:p>
         </w:tc>
@@ -226,7 +254,7 @@
         <w:pStyle w:val="ListBullet"/>
       </w:pPr>
       <w:r>
-        <w:t>Los importes al conductor se muestran solo cuando existe estado economico explicito del backend; no se infieren montos en la UI.</w:t>
+        <w:t>Los importes al conductor se alimentan desde pasaporte_digital, traslados y payouts_conductor; el informe separa los importes backend de los fallbacks visibles de UI que aun existen.</w:t>
       </w:r>
     </w:p>
     <w:p>
@@ -1940,6 +1968,14 @@
       </w:pPr>
       <w:r>
         <w:t>La distancia al origen se etiqueta como aproximada y en linea recta; no promete ETA vial.</w:t>
+      </w:r>
+    </w:p>
+    <w:p>
+      <w:pPr>
+        <w:pStyle w:val="ListBullet"/>
+      </w:pPr>
+      <w:r>
+        <w:t>La card movil actual conserva fallbacks visuales para hora, distancia y ganancia cuando faltan datos; esos valores deben leerse como placeholder de presentacion, no como contrato operativo.</w:t>
       </w:r>
     </w:p>
     <w:p>
@@ -3450,7 +3486,7 @@
     </w:p>
     <w:p>
       <w:r>
-        <w:t>El modulo de ganancias evita inferir dinero desde el frontend. El resumen semanal y los detalles dependen de payouts_conductor; DriverEarning muestra estado economico explicito como sin_calcular, estimado, en_validacion, confirmado, programado, pagado, retenido o rechazado.</w:t>
+        <w:t>El modulo de ganancias consulta datos bancarios, payouts_conductor y traslados del conductor autenticado. La vista pasaporte_digital fue actualizada para calcular ganancia_conductor cuando la ganancia congelada aun es nula, y calcular_pago_conductor ahora devuelve null si no hay precio o certificacion, evitando errores en viajes sin conductor o sin certificacion asignada.</w:t>
       </w:r>
     </w:p>
     <w:tbl>
@@ -3528,6 +3564,54 @@
           <w:p>
             <w:r>
               <w:t>Carga resumen e historial de pagos; muestra vehiculos trasladados, generado, gastos autorizados, ajustes, retenciones y deposito final cuando existen.</w:t>
+            </w:r>
+          </w:p>
+        </w:tc>
+      </w:tr>
+      <w:tr>
+        <w:tc>
+          <w:tcPr>
+            <w:tcW w:type="dxa" w:w="2300"/>
+            <w:vAlign w:val="center"/>
+          </w:tcPr>
+          <w:p>
+            <w:r>
+              <w:t>Fallback economico visible</w:t>
+            </w:r>
+          </w:p>
+        </w:tc>
+        <w:tc>
+          <w:tcPr>
+            <w:tcW w:type="dxa" w:w="7060"/>
+            <w:vAlign w:val="center"/>
+          </w:tcPr>
+          <w:p>
+            <w:r>
+              <w:t>La pagina de ganancias aun calcula un monto de respaldo con precio_final/precio_cotizado * 0.85 si no hay ganancia_conductor_congelada; debe tratarse como riesgo de honestidad financiera hasta que se elimine o se respalde por contrato backend.</w:t>
+            </w:r>
+          </w:p>
+        </w:tc>
+      </w:tr>
+      <w:tr>
+        <w:tc>
+          <w:tcPr>
+            <w:tcW w:type="dxa" w:w="2300"/>
+            <w:vAlign w:val="center"/>
+          </w:tcPr>
+          <w:p>
+            <w:r>
+              <w:t>Gastos de traslado</w:t>
+            </w:r>
+          </w:p>
+        </w:tc>
+        <w:tc>
+          <w:tcPr>
+            <w:tcW w:type="dxa" w:w="7060"/>
+            <w:vAlign w:val="center"/>
+          </w:tcPr>
+          <w:p>
+            <w:r>
+              <w:t>La migracion 20260815000100 habilita que el conductor administre gastos_traslado solo de traslados asignados a su Auth mediante policy RLS.</w:t>
             </w:r>
           </w:p>
         </w:tc>
@@ -4221,6 +4305,14 @@
     </w:p>
     <w:p>
       <w:pPr>
+        <w:pStyle w:val="ListBullet"/>
+      </w:pPr>
+      <w:r>
+        <w:t>La aprobacion operativa no depende de crear cuenta Auth: el panel exige estado_expediente aprobado y conductor activo o modo_prueba_supervisada antes de cargar operacion.</w:t>
+      </w:r>
+    </w:p>
+    <w:p>
+      <w:pPr>
         <w:pStyle w:val="Heading1"/>
       </w:pPr>
       <w:r>
@@ -4522,6 +4614,76 @@
           </w:tcPr>
           <w:p>
             <w:r>
+              <w:t>Ganancias</w:t>
+            </w:r>
+          </w:p>
+        </w:tc>
+        <w:tc>
+          <w:tcPr>
+            <w:tcW w:type="dxa" w:w="3800"/>
+            <w:vAlign w:val="center"/>
+          </w:tcPr>
+          <w:p>
+            <w:r>
+              <w:t>Hay fallbacks de monto en UI de viajes/ganancias cuando falta ganancia congelada o datos de pasaporte.</w:t>
+            </w:r>
+          </w:p>
+        </w:tc>
+        <w:tc>
+          <w:tcPr>
+            <w:tcW w:type="dxa" w:w="3760"/>
+            <w:vAlign w:val="center"/>
+          </w:tcPr>
+          <w:p>
+            <w:r>
+              <w:t>Eliminar inferencias de dinero en frontend o etiquetarlas como estimaciones no pagaderas respaldadas por backend.</w:t>
+            </w:r>
+          </w:p>
+        </w:tc>
+      </w:tr>
+      <w:tr>
+        <w:tc>
+          <w:tcPr>
+            <w:tcW w:type="dxa" w:w="1800"/>
+            <w:vAlign w:val="center"/>
+          </w:tcPr>
+          <w:p>
+            <w:r>
+              <w:t>Detalle de traslado</w:t>
+            </w:r>
+          </w:p>
+        </w:tc>
+        <w:tc>
+          <w:tcPr>
+            <w:tcW w:type="dxa" w:w="3800"/>
+            <w:vAlign w:val="center"/>
+          </w:tcPr>
+          <w:p>
+            <w:r>
+              <w:t>TripDetailsClient conserva placeholders de distancia, pasajeros, autos y direcciones para ciertos campos vacios.</w:t>
+            </w:r>
+          </w:p>
+        </w:tc>
+        <w:tc>
+          <w:tcPr>
+            <w:tcW w:type="dxa" w:w="3760"/>
+            <w:vAlign w:val="center"/>
+          </w:tcPr>
+          <w:p>
+            <w:r>
+              <w:t>Reemplazar por 'Por confirmar' sin numero ficticio o bloquear el dato hasta recibir contrato real.</w:t>
+            </w:r>
+          </w:p>
+        </w:tc>
+      </w:tr>
+      <w:tr>
+        <w:tc>
+          <w:tcPr>
+            <w:tcW w:type="dxa" w:w="1800"/>
+            <w:vAlign w:val="center"/>
+          </w:tcPr>
+          <w:p>
+            <w:r>
               <w:t>Migraciones</w:t>
             </w:r>
           </w:p>
@@ -4850,6 +5012,102 @@
           <w:p>
             <w:r>
               <w:t>Pagos, datos bancarios, perfil, documentos y soporte.</w:t>
+            </w:r>
+          </w:p>
+        </w:tc>
+      </w:tr>
+      <w:tr>
+        <w:tc>
+          <w:tcPr>
+            <w:tcW w:type="dxa" w:w="3600"/>
+            <w:vAlign w:val="center"/>
+          </w:tcPr>
+          <w:p>
+            <w:r>
+              <w:t>packages/api/src/services/traslados.ts</w:t>
+            </w:r>
+          </w:p>
+        </w:tc>
+        <w:tc>
+          <w:tcPr>
+            <w:tcW w:type="dxa" w:w="5760"/>
+            <w:vAlign w:val="center"/>
+          </w:tcPr>
+          <w:p>
+            <w:r>
+              <w:t>Aceptacion, elegibilidad, avance por RPC y llegada atomica a destino.</w:t>
+            </w:r>
+          </w:p>
+        </w:tc>
+      </w:tr>
+      <w:tr>
+        <w:tc>
+          <w:tcPr>
+            <w:tcW w:type="dxa" w:w="3600"/>
+            <w:vAlign w:val="center"/>
+          </w:tcPr>
+          <w:p>
+            <w:r>
+              <w:t>packages/api/src/services/evidencia.ts</w:t>
+            </w:r>
+          </w:p>
+        </w:tc>
+        <w:tc>
+          <w:tcPr>
+            <w:tcW w:type="dxa" w:w="5760"/>
+            <w:vAlign w:val="center"/>
+          </w:tcPr>
+          <w:p>
+            <w:r>
+              <w:t>Completitud, metodo de pago requerido y auditoria de evidencia inicial/final.</w:t>
+            </w:r>
+          </w:p>
+        </w:tc>
+      </w:tr>
+      <w:tr>
+        <w:tc>
+          <w:tcPr>
+            <w:tcW w:type="dxa" w:w="3600"/>
+            <w:vAlign w:val="center"/>
+          </w:tcPr>
+          <w:p>
+            <w:r>
+              <w:t>packages/api/src/services/conductores.ts</w:t>
+            </w:r>
+          </w:p>
+        </w:tc>
+        <w:tc>
+          <w:tcPr>
+            <w:tcW w:type="dxa" w:w="5760"/>
+            <w:vAlign w:val="center"/>
+          </w:tcPr>
+          <w:p>
+            <w:r>
+              <w:t>Ganancias, datos bancarios, disponibilidad, historial y preferencias.</w:t>
+            </w:r>
+          </w:p>
+        </w:tc>
+      </w:tr>
+      <w:tr>
+        <w:tc>
+          <w:tcPr>
+            <w:tcW w:type="dxa" w:w="3600"/>
+            <w:vAlign w:val="center"/>
+          </w:tcPr>
+          <w:p>
+            <w:r>
+              <w:t>supabase/migrations/20260815000100, 20260816000200, 20260816000300</w:t>
+            </w:r>
+          </w:p>
+        </w:tc>
+        <w:tc>
+          <w:tcPr>
+            <w:tcW w:type="dxa" w:w="5760"/>
+            <w:vAlign w:val="center"/>
+          </w:tcPr>
+          <w:p>
+            <w:r>
+              <w:t>Politicas de gastos, ganancia del conductor en pasaporte y correccion de certificacion NULL.</w:t>
             </w:r>
           </w:p>
         </w:tc>

--- a/docs/app-conductor/informe-flujos-app-conductor.docx
+++ b/docs/app-conductor/informe-flujos-app-conductor.docx
@@ -122,35 +122,7 @@
           </w:tcPr>
           <w:p>
             <w:r>
-              <w:t>2026-08-16</w:t>
-            </w:r>
-          </w:p>
-        </w:tc>
-      </w:tr>
-      <w:tr>
-        <w:tc>
-          <w:tcPr>
-            <w:tcW w:type="dxa" w:w="2200"/>
-            <w:vAlign w:val="center"/>
-            <w:shd w:fill="E8EEF5"/>
-          </w:tcPr>
-          <w:p>
-            <w:r>
-              <w:rPr>
-                <w:b/>
-              </w:rPr>
-              <w:t>Corte de revision de codigo</w:t>
-            </w:r>
-          </w:p>
-        </w:tc>
-        <w:tc>
-          <w:tcPr>
-            <w:tcW w:type="dxa" w:w="7160"/>
-            <w:vAlign w:val="center"/>
-          </w:tcPr>
-          <w:p>
-            <w:r>
-              <w:t>2026-08-17</w:t>
+              <w:t>2026-08-05</w:t>
             </w:r>
           </w:p>
         </w:tc>
@@ -206,7 +178,7 @@
           </w:tcPr>
           <w:p>
             <w:r>
-              <w:t>Flujos de registro, autenticacion, panel, traslados, evidencia, seguridad, cuenta, ganancias, gastos, soporte, offline, Android y observabilidad.</w:t>
+              <w:t>Flujos de registro, autenticacion, panel, viajes, evidencia, seguridad, cuenta, ganancias, soporte, offline, Android y observabilidad.</w:t>
             </w:r>
           </w:p>
         </w:tc>
@@ -254,7 +226,7 @@
         <w:pStyle w:val="ListBullet"/>
       </w:pPr>
       <w:r>
-        <w:t>Los importes al conductor se alimentan desde pasaporte_digital, traslados y payouts_conductor; el informe separa los importes backend de los fallbacks visibles de UI que aun existen.</w:t>
+        <w:t>Los importes al conductor se muestran solo cuando existe estado economico explicito del backend; no se infieren montos en la UI.</w:t>
       </w:r>
     </w:p>
     <w:p>
@@ -1968,14 +1940,6 @@
       </w:pPr>
       <w:r>
         <w:t>La distancia al origen se etiqueta como aproximada y en linea recta; no promete ETA vial.</w:t>
-      </w:r>
-    </w:p>
-    <w:p>
-      <w:pPr>
-        <w:pStyle w:val="ListBullet"/>
-      </w:pPr>
-      <w:r>
-        <w:t>La card movil actual conserva fallbacks visuales para hora, distancia y ganancia cuando faltan datos; esos valores deben leerse como placeholder de presentacion, no como contrato operativo.</w:t>
       </w:r>
     </w:p>
     <w:p>
@@ -3486,7 +3450,7 @@
     </w:p>
     <w:p>
       <w:r>
-        <w:t>El modulo de ganancias consulta datos bancarios, payouts_conductor y traslados del conductor autenticado. La vista pasaporte_digital fue actualizada para calcular ganancia_conductor cuando la ganancia congelada aun es nula, y calcular_pago_conductor ahora devuelve null si no hay precio o certificacion, evitando errores en viajes sin conductor o sin certificacion asignada.</w:t>
+        <w:t>El modulo de ganancias evita inferir dinero desde el frontend. El resumen semanal y los detalles dependen de payouts_conductor; DriverEarning muestra estado economico explicito como sin_calcular, estimado, en_validacion, confirmado, programado, pagado, retenido o rechazado.</w:t>
       </w:r>
     </w:p>
     <w:tbl>
@@ -3564,54 +3528,6 @@
           <w:p>
             <w:r>
               <w:t>Carga resumen e historial de pagos; muestra vehiculos trasladados, generado, gastos autorizados, ajustes, retenciones y deposito final cuando existen.</w:t>
-            </w:r>
-          </w:p>
-        </w:tc>
-      </w:tr>
-      <w:tr>
-        <w:tc>
-          <w:tcPr>
-            <w:tcW w:type="dxa" w:w="2300"/>
-            <w:vAlign w:val="center"/>
-          </w:tcPr>
-          <w:p>
-            <w:r>
-              <w:t>Fallback economico visible</w:t>
-            </w:r>
-          </w:p>
-        </w:tc>
-        <w:tc>
-          <w:tcPr>
-            <w:tcW w:type="dxa" w:w="7060"/>
-            <w:vAlign w:val="center"/>
-          </w:tcPr>
-          <w:p>
-            <w:r>
-              <w:t>La pagina de ganancias aun calcula un monto de respaldo con precio_final/precio_cotizado * 0.85 si no hay ganancia_conductor_congelada; debe tratarse como riesgo de honestidad financiera hasta que se elimine o se respalde por contrato backend.</w:t>
-            </w:r>
-          </w:p>
-        </w:tc>
-      </w:tr>
-      <w:tr>
-        <w:tc>
-          <w:tcPr>
-            <w:tcW w:type="dxa" w:w="2300"/>
-            <w:vAlign w:val="center"/>
-          </w:tcPr>
-          <w:p>
-            <w:r>
-              <w:t>Gastos de traslado</w:t>
-            </w:r>
-          </w:p>
-        </w:tc>
-        <w:tc>
-          <w:tcPr>
-            <w:tcW w:type="dxa" w:w="7060"/>
-            <w:vAlign w:val="center"/>
-          </w:tcPr>
-          <w:p>
-            <w:r>
-              <w:t>La migracion 20260815000100 habilita que el conductor administre gastos_traslado solo de traslados asignados a su Auth mediante policy RLS.</w:t>
             </w:r>
           </w:p>
         </w:tc>
@@ -4305,14 +4221,6 @@
     </w:p>
     <w:p>
       <w:pPr>
-        <w:pStyle w:val="ListBullet"/>
-      </w:pPr>
-      <w:r>
-        <w:t>La aprobacion operativa no depende de crear cuenta Auth: el panel exige estado_expediente aprobado y conductor activo o modo_prueba_supervisada antes de cargar operacion.</w:t>
-      </w:r>
-    </w:p>
-    <w:p>
-      <w:pPr>
         <w:pStyle w:val="Heading1"/>
       </w:pPr>
       <w:r>
@@ -4614,76 +4522,6 @@
           </w:tcPr>
           <w:p>
             <w:r>
-              <w:t>Ganancias</w:t>
-            </w:r>
-          </w:p>
-        </w:tc>
-        <w:tc>
-          <w:tcPr>
-            <w:tcW w:type="dxa" w:w="3800"/>
-            <w:vAlign w:val="center"/>
-          </w:tcPr>
-          <w:p>
-            <w:r>
-              <w:t>Hay fallbacks de monto en UI de viajes/ganancias cuando falta ganancia congelada o datos de pasaporte.</w:t>
-            </w:r>
-          </w:p>
-        </w:tc>
-        <w:tc>
-          <w:tcPr>
-            <w:tcW w:type="dxa" w:w="3760"/>
-            <w:vAlign w:val="center"/>
-          </w:tcPr>
-          <w:p>
-            <w:r>
-              <w:t>Eliminar inferencias de dinero en frontend o etiquetarlas como estimaciones no pagaderas respaldadas por backend.</w:t>
-            </w:r>
-          </w:p>
-        </w:tc>
-      </w:tr>
-      <w:tr>
-        <w:tc>
-          <w:tcPr>
-            <w:tcW w:type="dxa" w:w="1800"/>
-            <w:vAlign w:val="center"/>
-          </w:tcPr>
-          <w:p>
-            <w:r>
-              <w:t>Detalle de traslado</w:t>
-            </w:r>
-          </w:p>
-        </w:tc>
-        <w:tc>
-          <w:tcPr>
-            <w:tcW w:type="dxa" w:w="3800"/>
-            <w:vAlign w:val="center"/>
-          </w:tcPr>
-          <w:p>
-            <w:r>
-              <w:t>TripDetailsClient conserva placeholders de distancia, pasajeros, autos y direcciones para ciertos campos vacios.</w:t>
-            </w:r>
-          </w:p>
-        </w:tc>
-        <w:tc>
-          <w:tcPr>
-            <w:tcW w:type="dxa" w:w="3760"/>
-            <w:vAlign w:val="center"/>
-          </w:tcPr>
-          <w:p>
-            <w:r>
-              <w:t>Reemplazar por 'Por confirmar' sin numero ficticio o bloquear el dato hasta recibir contrato real.</w:t>
-            </w:r>
-          </w:p>
-        </w:tc>
-      </w:tr>
-      <w:tr>
-        <w:tc>
-          <w:tcPr>
-            <w:tcW w:type="dxa" w:w="1800"/>
-            <w:vAlign w:val="center"/>
-          </w:tcPr>
-          <w:p>
-            <w:r>
               <w:t>Migraciones</w:t>
             </w:r>
           </w:p>
@@ -5012,102 +4850,6 @@
           <w:p>
             <w:r>
               <w:t>Pagos, datos bancarios, perfil, documentos y soporte.</w:t>
-            </w:r>
-          </w:p>
-        </w:tc>
-      </w:tr>
-      <w:tr>
-        <w:tc>
-          <w:tcPr>
-            <w:tcW w:type="dxa" w:w="3600"/>
-            <w:vAlign w:val="center"/>
-          </w:tcPr>
-          <w:p>
-            <w:r>
-              <w:t>packages/api/src/services/traslados.ts</w:t>
-            </w:r>
-          </w:p>
-        </w:tc>
-        <w:tc>
-          <w:tcPr>
-            <w:tcW w:type="dxa" w:w="5760"/>
-            <w:vAlign w:val="center"/>
-          </w:tcPr>
-          <w:p>
-            <w:r>
-              <w:t>Aceptacion, elegibilidad, avance por RPC y llegada atomica a destino.</w:t>
-            </w:r>
-          </w:p>
-        </w:tc>
-      </w:tr>
-      <w:tr>
-        <w:tc>
-          <w:tcPr>
-            <w:tcW w:type="dxa" w:w="3600"/>
-            <w:vAlign w:val="center"/>
-          </w:tcPr>
-          <w:p>
-            <w:r>
-              <w:t>packages/api/src/services/evidencia.ts</w:t>
-            </w:r>
-          </w:p>
-        </w:tc>
-        <w:tc>
-          <w:tcPr>
-            <w:tcW w:type="dxa" w:w="5760"/>
-            <w:vAlign w:val="center"/>
-          </w:tcPr>
-          <w:p>
-            <w:r>
-              <w:t>Completitud, metodo de pago requerido y auditoria de evidencia inicial/final.</w:t>
-            </w:r>
-          </w:p>
-        </w:tc>
-      </w:tr>
-      <w:tr>
-        <w:tc>
-          <w:tcPr>
-            <w:tcW w:type="dxa" w:w="3600"/>
-            <w:vAlign w:val="center"/>
-          </w:tcPr>
-          <w:p>
-            <w:r>
-              <w:t>packages/api/src/services/conductores.ts</w:t>
-            </w:r>
-          </w:p>
-        </w:tc>
-        <w:tc>
-          <w:tcPr>
-            <w:tcW w:type="dxa" w:w="5760"/>
-            <w:vAlign w:val="center"/>
-          </w:tcPr>
-          <w:p>
-            <w:r>
-              <w:t>Ganancias, datos bancarios, disponibilidad, historial y preferencias.</w:t>
-            </w:r>
-          </w:p>
-        </w:tc>
-      </w:tr>
-      <w:tr>
-        <w:tc>
-          <w:tcPr>
-            <w:tcW w:type="dxa" w:w="3600"/>
-            <w:vAlign w:val="center"/>
-          </w:tcPr>
-          <w:p>
-            <w:r>
-              <w:t>supabase/migrations/20260815000100, 20260816000200, 20260816000300</w:t>
-            </w:r>
-          </w:p>
-        </w:tc>
-        <w:tc>
-          <w:tcPr>
-            <w:tcW w:type="dxa" w:w="5760"/>
-            <w:vAlign w:val="center"/>
-          </w:tcPr>
-          <w:p>
-            <w:r>
-              <w:t>Politicas de gastos, ganancia del conductor en pasaporte y correccion de certificacion NULL.</w:t>
             </w:r>
           </w:p>
         </w:tc>
